--- a/Shin_Jeongmin_CV.docx
+++ b/Shin_Jeongmin_CV.docx
@@ -457,7 +457,7 @@
           <w:color w:val="586575"/>
           <w:sz w:val="18"/>
         </w:rPr>
-        <w:t>Accelerated MRI reconstruction | Provisional 4th place; final results pending</w:t>
+        <w:t>Accelerated MRI reconstruction | 4th place out of 186 teams</w:t>
       </w:r>
     </w:p>
     <w:p>
